--- a/exercises/hw1.docx
+++ b/exercises/hw1.docx
@@ -48,19 +48,7 @@
     <w:p/>
     <w:p>
       <w:r>
-        <w:t>Prepare a write-up that includes your solutions to the following questions from</w:t>
-      </w:r>
-      <w:r>
-        <w:t xml:space="preserve"> </w:t>
-      </w:r>
-      <w:r>
-        <w:t>the course exercise sheet. Make sure to include all your code and clearly</w:t>
-      </w:r>
-      <w:r>
-        <w:t xml:space="preserve"> </w:t>
-      </w:r>
-      <w:r>
-        <w:t>specify where each new problem begins.</w:t>
+        <w:t>Prepare a write-up that includes your solutions to the following questions from the course exercise sheet. Make sure to include all your code and clearly specify where each new problem begins.</w:t>
       </w:r>
     </w:p>
     <w:p/>
@@ -87,12 +75,24 @@
           <w:ilvl w:val="0"/>
           <w:numId w:val="2"/>
         </w:numPr>
-      </w:pPr>
-      <w:r>
+        <w:rPr>
+          <w:strike/>
+        </w:rPr>
+      </w:pPr>
+      <w:r>
+        <w:rPr>
+          <w:strike/>
+        </w:rPr>
         <w:t>Sales Summaries</w:t>
       </w:r>
       <w:r>
+        <w:rPr>
+          <w:strike/>
+        </w:rPr>
         <w:t xml:space="preserve"> [3 points]</w:t>
+      </w:r>
+      <w:r>
+        <w:t xml:space="preserve"> This problem is no longer required.</w:t>
       </w:r>
     </w:p>
     <w:p>
@@ -104,10 +104,7 @@
         </w:numPr>
       </w:pPr>
       <w:r>
-        <w:t>City Temperatures</w:t>
-      </w:r>
-      <w:r>
-        <w:t xml:space="preserve"> [3 points]</w:t>
+        <w:t>Reshaping Practice [3 points]</w:t>
       </w:r>
     </w:p>
     <w:p>
@@ -119,7 +116,10 @@
         </w:numPr>
       </w:pPr>
       <w:r>
-        <w:t>Soccer Code Review [3 points]</w:t>
+        <w:t>City Temperatures</w:t>
+      </w:r>
+      <w:r>
+        <w:t xml:space="preserve"> [3 points]</w:t>
       </w:r>
     </w:p>
     <w:p>
@@ -131,6 +131,18 @@
         </w:numPr>
       </w:pPr>
       <w:r>
+        <w:t>Soccer Code Review [3 points]</w:t>
+      </w:r>
+    </w:p>
+    <w:p>
+      <w:pPr>
+        <w:pStyle w:val="ListParagraph"/>
+        <w:numPr>
+          <w:ilvl w:val="0"/>
+          <w:numId w:val="2"/>
+        </w:numPr>
+      </w:pPr>
+      <w:r>
         <w:t>Visual Redesign [5 points]</w:t>
       </w:r>
     </w:p>
@@ -247,15 +259,7 @@
         <w:t xml:space="preserve"> </w:t>
       </w:r>
       <w:r>
-        <w:t xml:space="preserve">code against the </w:t>
-      </w:r>
-      <w:proofErr w:type="spellStart"/>
-      <w:r>
-        <w:t>Tidyverse</w:t>
-      </w:r>
-      <w:proofErr w:type="spellEnd"/>
-      <w:r>
-        <w:t xml:space="preserve"> </w:t>
+        <w:t xml:space="preserve">code against the Tidyverse </w:t>
       </w:r>
       <w:hyperlink r:id="rId5" w:history="1">
         <w:r>
